--- a/docs/sci-dive.docx
+++ b/docs/sci-dive.docx
@@ -50,7 +50,7 @@
         <w:t xml:space="preserve">Diretrizes para a prática e logística de operações de mergulho científico em projetos de pesquisa socio-ambientais</w:t>
       </w:r>
     </w:p>
-    <w:bookmarkStart w:id="21" w:name="diretriz-geral"/>
+    <w:bookmarkStart w:id="20" w:name="diretriz-geral"/>
     <w:p>
       <w:pPr>
         <w:pStyle w:val="Ttulo1"/>
@@ -67,7 +67,7 @@
         </w:numPr>
       </w:pPr>
       <w:r>
-        <w:t xml:space="preserve">A segurança e a salvaguarda da vida deve sempre estar acima dos objetivos das operações.</w:t>
+        <w:t xml:space="preserve">A segurança e a salvaguarda da vida deve estar sempre acima dos objetivos das operações de mergulho e pesquisa.</w:t>
       </w:r>
     </w:p>
     <w:p>
@@ -78,7 +78,7 @@
         </w:numPr>
       </w:pPr>
       <w:r>
-        <w:t xml:space="preserve">As atividades de mergulho científico só devem ser realizadas por um mínimo de dois mergulhadores devidamente credenciados.</w:t>
+        <w:t xml:space="preserve">As atividades de mergulho científico só devem ser realizadas por um mínimo de dois mergulhadores devidamente credenciados, conforme a regra norteadora da atividade.</w:t>
       </w:r>
     </w:p>
     <w:p>
@@ -100,7 +100,7 @@
         </w:numPr>
       </w:pPr>
       <w:r>
-        <w:t xml:space="preserve">A equipe de trabalho deve permanecer coesa durante o mergulho, mantendo-se sempre o contato visual com os demais mergulhadores.</w:t>
+        <w:t xml:space="preserve">A equipe de trabalho deve permanecer coesa durante o mergulho, buscando manter sempre o contato visual com os demais mergulhadores.</w:t>
       </w:r>
     </w:p>
     <w:p>
@@ -197,7 +197,33 @@
         </w:numPr>
       </w:pPr>
       <w:r>
-        <w:t xml:space="preserve">Em caso de perda do contato visual, busque</w:t>
+        <w:t xml:space="preserve">Em caso de desorientação e perda de contato com seu dupla, busque por alguns minutos, fazendo soar o</w:t>
+      </w:r>
+      <w:r>
+        <w:t xml:space="preserve"> </w:t>
+      </w:r>
+      <w:r>
+        <w:rPr>
+          <w:b/>
+          <w:bCs/>
+        </w:rPr>
+        <w:t xml:space="preserve">aviso de</w:t>
+      </w:r>
+      <w:r>
+        <w:t xml:space="preserve"> </w:t>
+      </w:r>
+      <w:r>
+        <w:rPr>
+          <w:b/>
+          <w:bCs/>
+        </w:rPr>
+        <w:t xml:space="preserve">emergência</w:t>
+      </w:r>
+      <w:r>
+        <w:t xml:space="preserve"> </w:t>
+      </w:r>
+      <w:r>
+        <w:t xml:space="preserve">do mergulho autônomo (batidas intermitentes no cilindro com auxílio de algum material duro).</w:t>
       </w:r>
     </w:p>
     <w:p>
@@ -208,7 +234,7 @@
         </w:numPr>
       </w:pPr>
       <w:r>
-        <w:t xml:space="preserve">com os demais mergulhadores, deve-se soar o aviso de emergência do mergulho (batidas intermitentes no cilindro com auxílio de algum material duro)</w:t>
+        <w:t xml:space="preserve">Caso não encontre o mesmo após procedimento anterior, suba a superfície, seguindo os requisitos e limites de segurança estabelecidos pela sua profundidade e tempo de mergulho ou avisos do computador de mergulho.</w:t>
       </w:r>
     </w:p>
     <w:p>
@@ -219,8 +245,77 @@
         </w:numPr>
       </w:pPr>
       <w:r>
-        <w:t xml:space="preserve">deve ocorrer exclusivamente com mergulho deve ser realizado por ao menos dois (02) mergulhadores devidamente certificados, conforme a regra norteadora da atividade.</w:t>
-      </w:r>
+        <w:t xml:space="preserve">Aguarde que seu dupla, após realizar os procedimentos aqui estabelecidos, resurja na superfície.</w:t>
+      </w:r>
+    </w:p>
+    <w:p>
+      <w:pPr>
+        <w:numPr>
+          <w:ilvl w:val="0"/>
+          <w:numId w:val="1001"/>
+        </w:numPr>
+      </w:pPr>
+      <w:r>
+        <w:t xml:space="preserve">Caso o mesmo não aparece após uns 10 minutos, retorne ao barco de apoio e aguarde-o na embarcação.</w:t>
+      </w:r>
+    </w:p>
+    <w:p>
+      <w:pPr>
+        <w:numPr>
+          <w:ilvl w:val="0"/>
+          <w:numId w:val="1001"/>
+        </w:numPr>
+      </w:pPr>
+      <w:r>
+        <w:t xml:space="preserve">Transcorrido o tempo de mergulho e retorno das demais duplas, aguarde mais alguns minutos. Verifique se o tempo de fundo planejado para o mergulho ainda</w:t>
+      </w:r>
+    </w:p>
+    <w:p>
+      <w:pPr>
+        <w:numPr>
+          <w:ilvl w:val="0"/>
+          <w:numId w:val="1001"/>
+        </w:numPr>
+      </w:pPr>
+      <w:r>
+        <w:t xml:space="preserve">e dê início ao Plano de Emergência para Desaparecimento de Dupla.</w:t>
+      </w:r>
+    </w:p>
+    <w:bookmarkEnd w:id="20"/>
+    <w:bookmarkStart w:id="25" w:name="planos-de-emergência"/>
+    <w:p>
+      <w:pPr>
+        <w:pStyle w:val="Ttulo1"/>
+      </w:pPr>
+      <w:r>
+        <w:t xml:space="preserve">Planos de Emergência</w:t>
+      </w:r>
+    </w:p>
+    <w:bookmarkStart w:id="21" w:name="acidente-ocular"/>
+    <w:p>
+      <w:pPr>
+        <w:pStyle w:val="Ttulo2"/>
+      </w:pPr>
+      <w:r>
+        <w:t xml:space="preserve">Acidente Ocular</w:t>
+      </w:r>
+    </w:p>
+    <w:bookmarkEnd w:id="21"/>
+    <w:bookmarkStart w:id="22" w:name="desaparecimento-de-dupla"/>
+    <w:p>
+      <w:pPr>
+        <w:pStyle w:val="Ttulo2"/>
+      </w:pPr>
+      <w:r>
+        <w:t xml:space="preserve">Desaparecimento de Dupla</w:t>
+      </w:r>
+    </w:p>
+    <w:bookmarkEnd w:id="22"/>
+    <w:bookmarkStart w:id="23" w:name="section"/>
+    <w:p>
+      <w:pPr>
+        <w:pStyle w:val="Ttulo2"/>
+      </w:pPr>
     </w:p>
     <w:p>
       <w:pPr>
@@ -230,7 +325,8 @@
         <w:t xml:space="preserve">Briefing</w:t>
       </w:r>
     </w:p>
-    <w:bookmarkStart w:id="20" w:name="cargos"/>
+    <w:bookmarkEnd w:id="23"/>
+    <w:bookmarkStart w:id="24" w:name="cargos"/>
     <w:p>
       <w:pPr>
         <w:pStyle w:val="Ttulo2"/>
@@ -263,9 +359,9 @@
         <w:t xml:space="preserve">Rol de Mergulhadores</w:t>
       </w:r>
     </w:p>
-    <w:bookmarkEnd w:id="20"/>
-    <w:bookmarkEnd w:id="21"/>
-    <w:bookmarkStart w:id="23" w:name="anexos"/>
+    <w:bookmarkEnd w:id="24"/>
+    <w:bookmarkEnd w:id="25"/>
+    <w:bookmarkStart w:id="27" w:name="anexos"/>
     <w:p>
       <w:pPr>
         <w:pStyle w:val="Ttulo1"/>
@@ -274,7 +370,7 @@
         <w:t xml:space="preserve">ANEXOS</w:t>
       </w:r>
     </w:p>
-    <w:bookmarkStart w:id="22" w:name="check-list"/>
+    <w:bookmarkStart w:id="26" w:name="check-list"/>
     <w:p>
       <w:pPr>
         <w:pStyle w:val="Ttulo2"/>
@@ -283,8 +379,8 @@
         <w:t xml:space="preserve">Check list</w:t>
       </w:r>
     </w:p>
-    <w:bookmarkEnd w:id="22"/>
-    <w:bookmarkEnd w:id="23"/>
+    <w:bookmarkEnd w:id="26"/>
+    <w:bookmarkEnd w:id="27"/>
     <w:sectPr>
       <w:footerReference r:id="rId9" w:type="default"/>
       <w:footnotePr>

--- a/docs/sci-dive.docx
+++ b/docs/sci-dive.docx
@@ -15,7 +15,7 @@
         <w:pStyle w:val="Subttulo"/>
       </w:pPr>
       <w:r>
-        <w:t xml:space="preserve">Diretrizes do Mergulho Científico no âmbito PMB-SC</w:t>
+        <w:t xml:space="preserve">Projeto Meros do Brasil</w:t>
       </w:r>
     </w:p>
     <w:p>
@@ -23,7 +23,7 @@
         <w:pStyle w:val="Author"/>
       </w:pPr>
       <w:r>
-        <w:t xml:space="preserve">Supervisor de Pesquisa SC</w:t>
+        <w:t xml:space="preserve">Pesquisa Meros SC</w:t>
       </w:r>
     </w:p>
     <w:p>
@@ -47,7 +47,7 @@
         <w:pStyle w:val="Abstract"/>
       </w:pPr>
       <w:r>
-        <w:t xml:space="preserve">Diretrizes para a prática e logística de operações de mergulho científico em projetos de pesquisa socio-ambientais</w:t>
+        <w:t xml:space="preserve">Diretrizes para a prática e logística de operações de mergulho científico no âmbito PMB-SC</w:t>
       </w:r>
     </w:p>
     <w:bookmarkStart w:id="20" w:name="diretriz-geral"/>
@@ -281,106 +281,1586 @@
         <w:t xml:space="preserve">e dê início ao Plano de Emergência para Desaparecimento de Dupla.</w:t>
       </w:r>
     </w:p>
+    <w:p>
+      <w:pPr>
+        <w:pStyle w:val="FirstParagraph"/>
+      </w:pPr>
+      <w:r>
+        <w:t xml:space="preserve">Atribuições dos Mergulhadores</w:t>
+      </w:r>
+    </w:p>
+    <w:p>
+      <w:pPr>
+        <w:pStyle w:val="Corpodetexto"/>
+      </w:pPr>
+      <w:r>
+        <w:t xml:space="preserve">Regras gerais de condutas nas operações de mergulho cientifico</w:t>
+      </w:r>
+    </w:p>
     <w:bookmarkEnd w:id="20"/>
-    <w:bookmarkStart w:id="25" w:name="planos-de-emergência"/>
+    <w:bookmarkStart w:id="43" w:name="plano-de-emergência"/>
     <w:p>
       <w:pPr>
         <w:pStyle w:val="Ttulo1"/>
       </w:pPr>
       <w:r>
-        <w:t xml:space="preserve">Planos de Emergência</w:t>
-      </w:r>
-    </w:p>
-    <w:bookmarkStart w:id="21" w:name="acidente-ocular"/>
+        <w:t xml:space="preserve">PLANO DE EMERGÊNCIA</w:t>
+      </w:r>
+    </w:p>
+    <w:bookmarkStart w:id="22" w:name="o-que-fazer-em-caso-de-irritação-ocular"/>
     <w:p>
       <w:pPr>
         <w:pStyle w:val="Ttulo2"/>
       </w:pPr>
       <w:r>
-        <w:t xml:space="preserve">Acidente Ocular</w:t>
+        <w:t xml:space="preserve">O que fazer em caso de Irritação Ocular?</w:t>
+      </w:r>
+    </w:p>
+    <w:p>
+      <w:pPr>
+        <w:numPr>
+          <w:ilvl w:val="0"/>
+          <w:numId w:val="1003"/>
+        </w:numPr>
+      </w:pPr>
+      <w:r>
+        <w:rPr>
+          <w:b/>
+          <w:bCs/>
+        </w:rPr>
+        <w:t xml:space="preserve">Lave com soro ou água imediatamente:</w:t>
+      </w:r>
+      <w:r>
+        <w:t xml:space="preserve"> </w:t>
+      </w:r>
+      <w:r>
+        <w:rPr>
+          <w:i/>
+          <w:iCs/>
+        </w:rPr>
+        <w:t xml:space="preserve">Irrigue o olho afetado com soro fisiológico 0,9% ou água limpa e fresca por alguns minutos para remover os resíduos de areia ou sal.</w:t>
+      </w:r>
+    </w:p>
+    <w:p>
+      <w:pPr>
+        <w:numPr>
+          <w:ilvl w:val="0"/>
+          <w:numId w:val="1003"/>
+        </w:numPr>
+      </w:pPr>
+      <w:r>
+        <w:rPr>
+          <w:b/>
+          <w:bCs/>
+        </w:rPr>
+        <w:t xml:space="preserve">Não esfregue!</w:t>
+      </w:r>
+      <w:r>
+        <w:t xml:space="preserve"> </w:t>
+      </w:r>
+      <w:r>
+        <w:rPr>
+          <w:i/>
+          <w:iCs/>
+        </w:rPr>
+        <w:t xml:space="preserve">Esfregar os olhos pode causar arranhões na córnea por abrasão e piorar a inflamação.</w:t>
+      </w:r>
+    </w:p>
+    <w:p>
+      <w:pPr>
+        <w:numPr>
+          <w:ilvl w:val="0"/>
+          <w:numId w:val="1003"/>
+        </w:numPr>
+      </w:pPr>
+      <w:r>
+        <w:rPr>
+          <w:b/>
+          <w:bCs/>
+        </w:rPr>
+        <w:t xml:space="preserve">Use colírio lubrificante:</w:t>
+      </w:r>
+      <w:r>
+        <w:t xml:space="preserve"> </w:t>
+      </w:r>
+      <w:r>
+        <w:rPr>
+          <w:i/>
+          <w:iCs/>
+        </w:rPr>
+        <w:t xml:space="preserve">Aplique colírios lubrificantes sem conservantes para ajudar a restaurar a camada protetora da lágrima.</w:t>
+      </w:r>
+    </w:p>
+    <w:p>
+      <w:pPr>
+        <w:numPr>
+          <w:ilvl w:val="0"/>
+          <w:numId w:val="1003"/>
+        </w:numPr>
+      </w:pPr>
+      <w:r>
+        <w:rPr>
+          <w:b/>
+          <w:bCs/>
+        </w:rPr>
+        <w:t xml:space="preserve">Retire lentes de contato:</w:t>
+      </w:r>
+      <w:r>
+        <w:t xml:space="preserve"> </w:t>
+      </w:r>
+      <w:r>
+        <w:rPr>
+          <w:i/>
+          <w:iCs/>
+        </w:rPr>
+        <w:t xml:space="preserve">Se você estava mergulhando com lentes de contato, remova-as imediatamente, pois elas retêm microrganismos e materiais irritantes.</w:t>
+      </w:r>
+      <w:r>
+        <w:t xml:space="preserve"> </w:t>
+      </w:r>
+      <w:r>
+        <w:t xml:space="preserve">Lembre-se, não se deve mergulhar de lente de contato.</w:t>
+      </w:r>
+    </w:p>
+    <w:p>
+      <w:pPr>
+        <w:numPr>
+          <w:ilvl w:val="0"/>
+          <w:numId w:val="1003"/>
+        </w:numPr>
+      </w:pPr>
+      <w:r>
+        <w:rPr>
+          <w:b/>
+          <w:bCs/>
+        </w:rPr>
+        <w:t xml:space="preserve">Faça um compressa fria:</w:t>
+      </w:r>
+      <w:r>
+        <w:t xml:space="preserve"> </w:t>
+      </w:r>
+      <w:r>
+        <w:t xml:space="preserve">Coloque uma compressa limpa com água fria (ou soro gelado) sobre os olhos fechados para aliviar o ardor e o vermelhidão.</w:t>
+      </w:r>
+    </w:p>
+    <w:bookmarkStart w:id="21" w:name="quando-acionar-o-plano-de-emergência"/>
+    <w:p>
+      <w:pPr>
+        <w:pStyle w:val="Ttulo3"/>
+      </w:pPr>
+      <w:r>
+        <w:rPr>
+          <w:b/>
+          <w:bCs/>
+        </w:rPr>
+        <w:t xml:space="preserve">Quando acionar o Plano de Emergência?</w:t>
+      </w:r>
+    </w:p>
+    <w:p>
+      <w:pPr>
+        <w:pStyle w:val="FirstParagraph"/>
+      </w:pPr>
+      <w:r>
+        <w:t xml:space="preserve">Peça ajuda, comunique a equipe de terra e avise o contato de emergência, direcionando-o a um pronto-socorro oftalmológico, se apresentar algum dos seguintes sinais de alerta:</w:t>
+      </w:r>
+    </w:p>
+    <w:p>
+      <w:pPr>
+        <w:numPr>
+          <w:ilvl w:val="0"/>
+          <w:numId w:val="1004"/>
+        </w:numPr>
+      </w:pPr>
+      <w:r>
+        <w:t xml:space="preserve">Dor ocular intensa ou contínua.</w:t>
+      </w:r>
+    </w:p>
+    <w:p>
+      <w:pPr>
+        <w:numPr>
+          <w:ilvl w:val="0"/>
+          <w:numId w:val="1004"/>
+        </w:numPr>
+      </w:pPr>
+      <w:r>
+        <w:t xml:space="preserve">Visão turva, embaçada ou perda de nitidez.</w:t>
+      </w:r>
+    </w:p>
+    <w:p>
+      <w:pPr>
+        <w:numPr>
+          <w:ilvl w:val="0"/>
+          <w:numId w:val="1004"/>
+        </w:numPr>
+      </w:pPr>
+      <w:r>
+        <w:t xml:space="preserve">Sensação persistente de corpo estranho ou</w:t>
+      </w:r>
+      <w:r>
+        <w:t xml:space="preserve"> </w:t>
+      </w:r>
+      <w:r>
+        <w:t xml:space="preserve">“areia”</w:t>
+      </w:r>
+      <w:r>
+        <w:t xml:space="preserve"> </w:t>
+      </w:r>
+      <w:r>
+        <w:t xml:space="preserve">que não passa.</w:t>
+      </w:r>
+    </w:p>
+    <w:p>
+      <w:pPr>
+        <w:numPr>
+          <w:ilvl w:val="0"/>
+          <w:numId w:val="1004"/>
+        </w:numPr>
+      </w:pPr>
+      <w:r>
+        <w:t xml:space="preserve">Sensibilidade extrema à luz (fotofobia) ou vermelhidão que piora com o tempo.</w:t>
+      </w:r>
+    </w:p>
+    <w:p>
+      <w:pPr>
+        <w:numPr>
+          <w:ilvl w:val="0"/>
+          <w:numId w:val="1004"/>
+        </w:numPr>
+      </w:pPr>
+      <w:r>
+        <w:t xml:space="preserve">Secreção amarelada ou esverdeada saindo do olho.</w:t>
+      </w:r>
+    </w:p>
+    <w:p>
+      <w:pPr>
+        <w:numPr>
+          <w:ilvl w:val="0"/>
+          <w:numId w:val="1004"/>
+        </w:numPr>
+      </w:pPr>
+      <w:r>
+        <w:t xml:space="preserve">Sangramento ou Lesão ocular.</w:t>
       </w:r>
     </w:p>
     <w:bookmarkEnd w:id="21"/>
-    <w:bookmarkStart w:id="22" w:name="desaparecimento-de-dupla"/>
+    <w:bookmarkEnd w:id="22"/>
+    <w:bookmarkStart w:id="27" w:name="Xd39b4418ccf8b9086f9f67acf170a3caa2ad65a"/>
     <w:p>
       <w:pPr>
         <w:pStyle w:val="Ttulo2"/>
       </w:pPr>
       <w:r>
-        <w:t xml:space="preserve">Desaparecimento de Dupla</w:t>
-      </w:r>
-    </w:p>
-    <w:bookmarkEnd w:id="22"/>
-    <w:bookmarkStart w:id="23" w:name="section"/>
-    <w:p>
-      <w:pPr>
-        <w:pStyle w:val="Ttulo2"/>
-      </w:pPr>
-    </w:p>
-    <w:p>
-      <w:pPr>
-        <w:pStyle w:val="FirstParagraph"/>
-      </w:pPr>
-      <w:r>
-        <w:t xml:space="preserve">Briefing</w:t>
+        <w:t xml:space="preserve">O que fazer em caso de Desaparecimento de Dupla?</w:t>
+      </w:r>
+    </w:p>
+    <w:bookmarkStart w:id="23" w:name="fase-de-busca-subaquática-01-minuto"/>
+    <w:p>
+      <w:pPr>
+        <w:pStyle w:val="Ttulo3"/>
+      </w:pPr>
+      <w:r>
+        <w:t xml:space="preserve">1. Fase de Busca Subaquática (01 minuto)</w:t>
+      </w:r>
+    </w:p>
+    <w:p>
+      <w:pPr>
+        <w:numPr>
+          <w:ilvl w:val="0"/>
+          <w:numId w:val="1005"/>
+        </w:numPr>
+      </w:pPr>
+      <w:r>
+        <w:rPr>
+          <w:b/>
+          <w:bCs/>
+        </w:rPr>
+        <w:t xml:space="preserve">Pare, respire e estabilize:</w:t>
+      </w:r>
+      <w:r>
+        <w:t xml:space="preserve"> </w:t>
+      </w:r>
+      <w:r>
+        <w:t xml:space="preserve">Interrompa seu deslocamento imediatamente, controle sua flutuabilidade e cheque seu suprimento de ar.</w:t>
+      </w:r>
+    </w:p>
+    <w:p>
+      <w:pPr>
+        <w:numPr>
+          <w:ilvl w:val="0"/>
+          <w:numId w:val="1005"/>
+        </w:numPr>
+      </w:pPr>
+      <w:r>
+        <w:rPr>
+          <w:b/>
+          <w:bCs/>
+        </w:rPr>
+        <w:t xml:space="preserve">Busca visual de 360°:</w:t>
+      </w:r>
+      <w:r>
+        <w:t xml:space="preserve"> </w:t>
+      </w:r>
+      <w:r>
+        <w:t xml:space="preserve">Ainda parado, olhe ao seu redor, para cima e para baixo. Tente identificar colunas de bolhas do regulador da dupla.</w:t>
+      </w:r>
+    </w:p>
+    <w:p>
+      <w:pPr>
+        <w:numPr>
+          <w:ilvl w:val="0"/>
+          <w:numId w:val="1005"/>
+        </w:numPr>
+      </w:pPr>
+      <w:r>
+        <w:rPr>
+          <w:b/>
+          <w:bCs/>
+        </w:rPr>
+        <w:t xml:space="preserve">Use a lanterna:</w:t>
+      </w:r>
+      <w:r>
+        <w:t xml:space="preserve"> </w:t>
+      </w:r>
+      <w:r>
+        <w:t xml:space="preserve">Se a visibilidade estiver baixa, balance a lanterna para os lados para tentar chamar a atenção ou ver o reflexo dos equipamentos dela.</w:t>
+      </w:r>
+    </w:p>
+    <w:p>
+      <w:pPr>
+        <w:numPr>
+          <w:ilvl w:val="0"/>
+          <w:numId w:val="1005"/>
+        </w:numPr>
+      </w:pPr>
+      <w:r>
+        <w:rPr>
+          <w:b/>
+          <w:bCs/>
+        </w:rPr>
+        <w:t xml:space="preserve">Bata no cilindro:</w:t>
+      </w:r>
+      <w:r>
+        <w:t xml:space="preserve"> </w:t>
+      </w:r>
+      <w:r>
+        <w:t xml:space="preserve">Use uma ferramenta, pedra ou a faca de mergulho para produzir um som metálico no cilindro, chamando a atenção da dupla.</w:t>
+      </w:r>
+    </w:p>
+    <w:p>
+      <w:pPr>
+        <w:numPr>
+          <w:ilvl w:val="0"/>
+          <w:numId w:val="1005"/>
+        </w:numPr>
+      </w:pPr>
+      <w:r>
+        <w:rPr>
+          <w:b/>
+          <w:bCs/>
+        </w:rPr>
+        <w:t xml:space="preserve">Busque por 1 minuto!</w:t>
       </w:r>
     </w:p>
     <w:bookmarkEnd w:id="23"/>
-    <w:bookmarkStart w:id="24" w:name="cargos"/>
-    <w:p>
-      <w:pPr>
-        <w:pStyle w:val="Ttulo2"/>
-      </w:pPr>
-      <w:r>
-        <w:t xml:space="preserve">Cargos</w:t>
-      </w:r>
-    </w:p>
-    <w:p>
-      <w:pPr>
-        <w:pStyle w:val="FirstParagraph"/>
-      </w:pPr>
-      <w:r>
-        <w:t xml:space="preserve">Atribuições dos Mergulhadores</w:t>
-      </w:r>
-    </w:p>
-    <w:p>
-      <w:pPr>
-        <w:pStyle w:val="Corpodetexto"/>
-      </w:pPr>
-      <w:r>
-        <w:t xml:space="preserve">Regras gerais de condutas nas operações de mergulho cientifico</w:t>
-      </w:r>
-    </w:p>
-    <w:p>
-      <w:pPr>
-        <w:pStyle w:val="Corpodetexto"/>
-      </w:pPr>
-      <w:r>
-        <w:t xml:space="preserve">Rol de Mergulhadores</w:t>
+    <w:bookmarkStart w:id="24" w:name="fase-de-subida-e-reagrupamento"/>
+    <w:p>
+      <w:pPr>
+        <w:pStyle w:val="Ttulo3"/>
+      </w:pPr>
+      <w:r>
+        <w:t xml:space="preserve">2. Fase de Subida e Reagrupamento</w:t>
+      </w:r>
+    </w:p>
+    <w:p>
+      <w:pPr>
+        <w:numPr>
+          <w:ilvl w:val="0"/>
+          <w:numId w:val="1006"/>
+        </w:numPr>
+      </w:pPr>
+      <w:r>
+        <w:rPr>
+          <w:b/>
+          <w:bCs/>
+        </w:rPr>
+        <w:t xml:space="preserve">Subida controlada:</w:t>
+      </w:r>
+      <w:r>
+        <w:t xml:space="preserve"> </w:t>
+      </w:r>
+      <w:r>
+        <w:t xml:space="preserve">Passado 1 minuto sem contato, inicie a subida respeitando a velocidade segura.</w:t>
+      </w:r>
+    </w:p>
+    <w:p>
+      <w:pPr>
+        <w:numPr>
+          <w:ilvl w:val="0"/>
+          <w:numId w:val="1006"/>
+        </w:numPr>
+      </w:pPr>
+      <w:r>
+        <w:rPr>
+          <w:b/>
+          <w:bCs/>
+        </w:rPr>
+        <w:t xml:space="preserve">Não esqueça a Parada de Segurança:</w:t>
+      </w:r>
+      <w:r>
+        <w:t xml:space="preserve"> </w:t>
+      </w:r>
+      <w:r>
+        <w:t xml:space="preserve">Realize a parada de segurança,</w:t>
+      </w:r>
+      <w:r>
+        <w:t xml:space="preserve"> </w:t>
+      </w:r>
+      <w:r>
+        <w:rPr>
+          <w:b/>
+          <w:bCs/>
+        </w:rPr>
+        <w:t xml:space="preserve">apenas se</w:t>
+      </w:r>
+      <w:r>
+        <w:t xml:space="preserve"> </w:t>
+      </w:r>
+      <w:r>
+        <w:t xml:space="preserve">você tiver ar suficiente, não estiver em situação de pânico e não houver suspeita de acidente grave com a dupla. Caso contrário, suba direto mantendo o controle.</w:t>
+      </w:r>
+    </w:p>
+    <w:p>
+      <w:pPr>
+        <w:numPr>
+          <w:ilvl w:val="0"/>
+          <w:numId w:val="1006"/>
+        </w:numPr>
+      </w:pPr>
+      <w:r>
+        <w:rPr>
+          <w:b/>
+          <w:bCs/>
+        </w:rPr>
+        <w:t xml:space="preserve">Olhe para cima:</w:t>
+      </w:r>
+      <w:r>
+        <w:t xml:space="preserve"> </w:t>
+      </w:r>
+      <w:r>
+        <w:t xml:space="preserve">Durante a subida, continue olhando ao redor e para a superfície. A dupla pode ter subido antes de você.</w:t>
       </w:r>
     </w:p>
     <w:bookmarkEnd w:id="24"/>
+    <w:bookmarkStart w:id="25" w:name="fase-de-superfície-e-resgate"/>
+    <w:p>
+      <w:pPr>
+        <w:pStyle w:val="Ttulo3"/>
+      </w:pPr>
+      <w:r>
+        <w:rPr>
+          <w:b/>
+          <w:bCs/>
+        </w:rPr>
+        <w:t xml:space="preserve">3. Fase de Superfície e Resgate</w:t>
+      </w:r>
+    </w:p>
+    <w:p>
+      <w:pPr>
+        <w:numPr>
+          <w:ilvl w:val="0"/>
+          <w:numId w:val="1007"/>
+        </w:numPr>
+      </w:pPr>
+      <w:r>
+        <w:rPr>
+          <w:b/>
+          <w:bCs/>
+        </w:rPr>
+        <w:t xml:space="preserve">Infle o colete:</w:t>
+      </w:r>
+      <w:r>
+        <w:t xml:space="preserve"> </w:t>
+      </w:r>
+      <w:r>
+        <w:t xml:space="preserve">Ao chegar à superfície, infle totalmente o seu colete equilibrador para garantir flutuabilidade positiva.</w:t>
+      </w:r>
+    </w:p>
+    <w:p>
+      <w:pPr>
+        <w:numPr>
+          <w:ilvl w:val="0"/>
+          <w:numId w:val="1007"/>
+        </w:numPr>
+      </w:pPr>
+      <w:r>
+        <w:rPr>
+          <w:b/>
+          <w:bCs/>
+        </w:rPr>
+        <w:t xml:space="preserve">Sinalize a embarcação:</w:t>
+      </w:r>
+      <w:r>
+        <w:t xml:space="preserve"> </w:t>
+      </w:r>
+      <w:r>
+        <w:t xml:space="preserve">Avise imediatamente o barco de apoio acenando os braços levantados ou use apito ou agite sinalizador visual (salsichão).</w:t>
+      </w:r>
+    </w:p>
+    <w:p>
+      <w:pPr>
+        <w:numPr>
+          <w:ilvl w:val="0"/>
+          <w:numId w:val="1007"/>
+        </w:numPr>
+      </w:pPr>
+      <w:r>
+        <w:rPr>
+          <w:b/>
+          <w:bCs/>
+        </w:rPr>
+        <w:t xml:space="preserve">Grite o nome para a embarcação:</w:t>
+      </w:r>
+      <w:r>
+        <w:t xml:space="preserve"> </w:t>
+      </w:r>
+      <w:r>
+        <w:t xml:space="preserve">Muitas vezes, o sumiço ocorre porque ela subiu direto.</w:t>
+      </w:r>
+    </w:p>
+    <w:p>
+      <w:pPr>
+        <w:numPr>
+          <w:ilvl w:val="0"/>
+          <w:numId w:val="1007"/>
+        </w:numPr>
+      </w:pPr>
+      <w:r>
+        <w:t xml:space="preserve">Se a dupla não estiver na superfície,</w:t>
+      </w:r>
+      <w:r>
+        <w:t xml:space="preserve"> </w:t>
+      </w:r>
+      <w:r>
+        <w:rPr>
+          <w:b/>
+          <w:bCs/>
+        </w:rPr>
+        <w:t xml:space="preserve">acione o Plano de Emergência</w:t>
+      </w:r>
+    </w:p>
     <w:bookmarkEnd w:id="25"/>
-    <w:bookmarkStart w:id="27" w:name="anexos"/>
-    <w:p>
-      <w:pPr>
-        <w:pStyle w:val="Ttulo1"/>
-      </w:pPr>
-      <w:r>
-        <w:t xml:space="preserve">ANEXOS</w:t>
-      </w:r>
-    </w:p>
-    <w:bookmarkStart w:id="26" w:name="check-list"/>
-    <w:p>
-      <w:pPr>
-        <w:pStyle w:val="Ttulo2"/>
-      </w:pPr>
-      <w:r>
-        <w:t xml:space="preserve">Check list</w:t>
+    <w:bookmarkStart w:id="26" w:name="acionamento-do-plano-de-emergência"/>
+    <w:p>
+      <w:pPr>
+        <w:pStyle w:val="Ttulo3"/>
+      </w:pPr>
+      <w:r>
+        <w:rPr>
+          <w:b/>
+          <w:bCs/>
+        </w:rPr>
+        <w:t xml:space="preserve">4. Acionamento do Plano de Emergência</w:t>
+      </w:r>
+    </w:p>
+    <w:p>
+      <w:pPr>
+        <w:numPr>
+          <w:ilvl w:val="0"/>
+          <w:numId w:val="1008"/>
+        </w:numPr>
+      </w:pPr>
+      <w:r>
+        <w:rPr>
+          <w:b/>
+          <w:bCs/>
+        </w:rPr>
+        <w:t xml:space="preserve">Alerta geral:</w:t>
+      </w:r>
+      <w:r>
+        <w:t xml:space="preserve"> </w:t>
+      </w:r>
+      <w:r>
+        <w:t xml:space="preserve">Avise ao capitão da embarcação para que registre a última posição conhecida. Marque no GPS e anote as referências visuais da costa. Se possível, lançe uma poita com bóia de sinalização de superfície.</w:t>
+      </w:r>
+    </w:p>
+    <w:p>
+      <w:pPr>
+        <w:numPr>
+          <w:ilvl w:val="0"/>
+          <w:numId w:val="1008"/>
+        </w:numPr>
+      </w:pPr>
+      <w:r>
+        <w:rPr>
+          <w:b/>
+          <w:bCs/>
+        </w:rPr>
+        <w:t xml:space="preserve">Inicie um busca de resgate:</w:t>
+      </w:r>
+      <w:r>
+        <w:t xml:space="preserve"> </w:t>
+      </w:r>
+      <w:r>
+        <w:t xml:space="preserve">Se tiver mergulhadores em superfície, inicie um mergulho de resgate, seguindo um padrão de busca.</w:t>
+      </w:r>
+    </w:p>
+    <w:p>
+      <w:pPr>
+        <w:numPr>
+          <w:ilvl w:val="0"/>
+          <w:numId w:val="1008"/>
+        </w:numPr>
+      </w:pPr>
+      <w:r>
+        <w:rPr>
+          <w:b/>
+          <w:bCs/>
+        </w:rPr>
+        <w:t xml:space="preserve">Peça socorro:</w:t>
+      </w:r>
+      <w:r>
+        <w:t xml:space="preserve"> </w:t>
+      </w:r>
+      <w:r>
+        <w:t xml:space="preserve">Acione imediatamente as autoridades locais (</w:t>
+      </w:r>
+      <w:r>
+        <w:rPr>
+          <w:b/>
+          <w:bCs/>
+        </w:rPr>
+        <w:t xml:space="preserve">Corpo de Bombeiros / Salvamento Marítimo pelo telefone 193</w:t>
+      </w:r>
+      <w:r>
+        <w:t xml:space="preserve"> </w:t>
+      </w:r>
+      <w:r>
+        <w:t xml:space="preserve">ou a Capitania dos Portos).</w:t>
+      </w:r>
+    </w:p>
+    <w:p>
+      <w:pPr>
+        <w:numPr>
+          <w:ilvl w:val="0"/>
+          <w:numId w:val="1008"/>
+        </w:numPr>
+      </w:pPr>
+      <w:r>
+        <w:rPr>
+          <w:b/>
+          <w:bCs/>
+        </w:rPr>
+        <w:t xml:space="preserve">Prepare o oxigênio:</w:t>
+      </w:r>
+      <w:r>
+        <w:t xml:space="preserve"> </w:t>
+      </w:r>
+      <w:r>
+        <w:t xml:space="preserve">Deixe o kit de oxigênio medicinal de emergência pronto no barco para o momento em que a dupla for encontrada.</w:t>
       </w:r>
     </w:p>
     <w:bookmarkEnd w:id="26"/>
     <w:bookmarkEnd w:id="27"/>
+    <w:bookmarkStart w:id="37" w:name="o-que-dizer-ao-ligar-na-emergência"/>
+    <w:p>
+      <w:pPr>
+        <w:pStyle w:val="Ttulo2"/>
+      </w:pPr>
+      <w:r>
+        <w:t xml:space="preserve">O que dizer ao ligar na Emergência?</w:t>
+      </w:r>
+    </w:p>
+    <w:p>
+      <w:pPr>
+        <w:pStyle w:val="FirstParagraph"/>
+      </w:pPr>
+      <w:r>
+        <w:rPr>
+          <w:i/>
+          <w:iCs/>
+        </w:rPr>
+        <w:t xml:space="preserve">- Oi! Eu sou</w:t>
+      </w:r>
+      <w:r>
+        <w:t xml:space="preserve"> </w:t>
+      </w:r>
+      <w:r>
+        <w:rPr>
+          <w:b/>
+          <w:bCs/>
+        </w:rPr>
+        <w:t xml:space="preserve">&lt;Seu Nome&gt;</w:t>
+      </w:r>
+      <w:r>
+        <w:t xml:space="preserve"> </w:t>
+      </w:r>
+      <w:r>
+        <w:rPr>
+          <w:i/>
+          <w:iCs/>
+        </w:rPr>
+        <w:t xml:space="preserve">e estou informando um acidente de mergulho.</w:t>
+      </w:r>
+    </w:p>
+    <w:p>
+      <w:pPr>
+        <w:pStyle w:val="Corpodetexto"/>
+      </w:pPr>
+      <w:r>
+        <w:rPr>
+          <w:i/>
+          <w:iCs/>
+        </w:rPr>
+        <w:t xml:space="preserve">- A vítima encontra-se</w:t>
+      </w:r>
+      <w:r>
+        <w:t xml:space="preserve"> </w:t>
+      </w:r>
+      <w:r>
+        <w:rPr>
+          <w:b/>
+          <w:bCs/>
+        </w:rPr>
+        <w:t xml:space="preserve">&lt;Estado da Vítima&gt;</w:t>
+      </w:r>
+      <w:r>
+        <w:t xml:space="preserve"> </w:t>
+      </w:r>
+      <w:r>
+        <w:rPr>
+          <w:i/>
+          <w:iCs/>
+        </w:rPr>
+        <w:t xml:space="preserve">e precisa ser levada urgentemente para uma câmara hiperbárica.</w:t>
+      </w:r>
+    </w:p>
+    <w:p>
+      <w:pPr>
+        <w:pStyle w:val="Corpodetexto"/>
+      </w:pPr>
+      <w:r>
+        <w:rPr>
+          <w:i/>
+          <w:iCs/>
+        </w:rPr>
+        <w:t xml:space="preserve">- Estamos no(a):</w:t>
+      </w:r>
+      <w:r>
+        <w:t xml:space="preserve"> </w:t>
+      </w:r>
+      <w:r>
+        <w:rPr>
+          <w:b/>
+          <w:bCs/>
+        </w:rPr>
+        <w:t xml:space="preserve">&lt;Local Exato&gt;</w:t>
+      </w:r>
+    </w:p>
+    <w:p>
+      <w:pPr>
+        <w:pStyle w:val="Corpodetexto"/>
+      </w:pPr>
+      <w:r>
+        <w:rPr>
+          <w:i/>
+          <w:iCs/>
+        </w:rPr>
+        <w:t xml:space="preserve">- Peço que anotem esse número</w:t>
+      </w:r>
+      <w:r>
+        <w:t xml:space="preserve"> </w:t>
+      </w:r>
+      <w:r>
+        <w:rPr>
+          <w:b/>
+          <w:bCs/>
+        </w:rPr>
+        <w:t xml:space="preserve">&lt;Seu Celular&gt;</w:t>
+      </w:r>
+      <w:r>
+        <w:t xml:space="preserve"> </w:t>
+      </w:r>
+      <w:r>
+        <w:rPr>
+          <w:i/>
+          <w:iCs/>
+        </w:rPr>
+        <w:t xml:space="preserve">para que possam recuperar o contato se precisarem</w:t>
+      </w:r>
+    </w:p>
+    <w:tbl>
+      <w:tblPr>
+        <w:tblStyle w:val="Table"/>
+        <w:tblLook w:firstRow="0" w:lastRow="0" w:firstColumn="0" w:lastColumn="0" w:noHBand="0" w:noVBand="0" w:val="0000"/>
+        <w:tblBorders>
+          <w:top w:val="single" w:sz="4" w:space="0" w:color="CC1914"/>
+          <w:left w:val="single" w:sz="24" w:space="0" w:color="CC1914"/>
+          <w:bottom w:val="single" w:sz="4" w:space="0" w:color="CC1914"/>
+          <w:right w:val="single" w:sz="4" w:space="0" w:color="CC1914"/>
+        </w:tblBorders>
+        <w:tblCellMar>
+          <w:left w:w="144" w:type="dxa"/>
+          <w:right w:w="144" w:type="dxa"/>
+        </w:tblCellMar>
+        <w:tblLook w:firstRow="0" w:lastRow="0" w:firstColumn="0" w:lastColumn="0" w:noHBand="0" w:noVBand="0" w:val="0000"/>
+      </w:tblPr>
+      <w:tr>
+        <w:trPr>
+          <w:cantSplit/>
+        </w:trPr>
+        <w:tc>
+          <w:tcPr>
+            <w:shd w:color="auto" w:fill="f7dddc" w:val="clear"/>
+            <w:tcMar>
+              <w:top w:w="92" w:type="dxa"/>
+              <w:bottom w:w="92" w:type="dxa"/>
+            </w:tcMar>
+          </w:tcPr>
+          <w:p>
+            <w:pPr>
+              <w:pStyle w:val="Corpodetexto"/>
+            </w:pPr>
+            <w:pPr>
+              <w:spacing w:before="0" w:after="0"/>
+              <w:textAlignment w:val="center"/>
+            </w:pPr>
+            <w:r>
+              <w:drawing>
+                <wp:inline>
+                  <wp:extent cx="152400" cy="152400"/>
+                  <wp:effectExtent b="0" l="0" r="0" t="0"/>
+                  <wp:docPr descr="" title="" id="29" name="Picture"/>
+                  <a:graphic>
+                    <a:graphicData uri="http://schemas.openxmlformats.org/drawingml/2006/picture">
+                      <pic:pic>
+                        <pic:nvPicPr>
+                          <pic:cNvPr descr="C:\Users\Guido\AppData\Local\Programs\Quarto\share\formats\docx\important.png" id="30" name="Picture"/>
+                          <pic:cNvPicPr>
+                            <a:picLocks noChangeArrowheads="1" noChangeAspect="1"/>
+                          </pic:cNvPicPr>
+                        </pic:nvPicPr>
+                        <pic:blipFill>
+                          <a:blip r:embed="rId28"/>
+                          <a:stretch>
+                            <a:fillRect/>
+                          </a:stretch>
+                        </pic:blipFill>
+                        <pic:spPr bwMode="auto">
+                          <a:xfrm>
+                            <a:off x="0" y="0"/>
+                            <a:ext cx="152400" cy="152400"/>
+                          </a:xfrm>
+                          <a:prstGeom prst="rect">
+                            <a:avLst/>
+                          </a:prstGeom>
+                          <a:noFill/>
+                          <a:ln w="9525">
+                            <a:noFill/>
+                            <a:headEnd/>
+                            <a:tailEnd/>
+                          </a:ln>
+                        </pic:spPr>
+                      </pic:pic>
+                    </a:graphicData>
+                  </a:graphic>
+                </wp:inline>
+              </w:drawing>
+            </w:r>
+            <w:r>
+              <w:t xml:space="preserve"> </w:t>
+            </w:r>
+            <w:r>
+              <w:t xml:space="preserve"> </w:t>
+            </w:r>
+            <w:r>
+              <w:t xml:space="preserve">Important</w:t>
+            </w:r>
+          </w:p>
+        </w:tc>
+      </w:tr>
+      <w:tr>
+        <w:trPr>
+          <w:cantSplit/>
+        </w:trPr>
+        <w:tc>
+          <w:tcPr>
+            <w:tcMar>
+              <w:top w:w="108" w:type="dxa"/>
+              <w:bottom w:w="108" w:type="dxa"/>
+            </w:tcMar>
+          </w:tcPr>
+          <w:p>
+            <w:pPr>
+              <w:pStyle w:val="Corpodetexto"/>
+            </w:pPr>
+            <w:pPr>
+              <w:spacing w:before="16" w:after="16"/>
+            </w:pPr>
+            <w:r>
+              <w:t xml:space="preserve">Responda todas as perguntas e permaneça na linha até que o operador do SME desligue.</w:t>
+            </w:r>
+          </w:p>
+          <w:p/>
+        </w:tc>
+      </w:tr>
+    </w:tbl>
+    <w:p>
+      <w:pPr>
+        <w:pStyle w:val="Corpodetexto"/>
+      </w:pPr>
+      <w:r>
+        <w:t xml:space="preserve"> </w:t>
+      </w:r>
+    </w:p>
+    <w:tbl>
+      <w:tblPr>
+        <w:tblStyle w:val="Table"/>
+        <w:tblLook w:firstRow="0" w:lastRow="0" w:firstColumn="0" w:lastColumn="0" w:noHBand="0" w:noVBand="0" w:val="0000"/>
+        <w:tblBorders>
+          <w:top w:val="single" w:sz="4" w:space="0" w:color="EB9113"/>
+          <w:left w:val="single" w:sz="24" w:space="0" w:color="EB9113"/>
+          <w:bottom w:val="single" w:sz="4" w:space="0" w:color="EB9113"/>
+          <w:right w:val="single" w:sz="4" w:space="0" w:color="EB9113"/>
+        </w:tblBorders>
+        <w:tblCellMar>
+          <w:left w:w="144" w:type="dxa"/>
+          <w:right w:w="144" w:type="dxa"/>
+        </w:tblCellMar>
+        <w:tblLook w:firstRow="0" w:lastRow="0" w:firstColumn="0" w:lastColumn="0" w:noHBand="0" w:noVBand="0" w:val="0000"/>
+      </w:tblPr>
+      <w:tr>
+        <w:trPr>
+          <w:cantSplit/>
+        </w:trPr>
+        <w:tc>
+          <w:tcPr>
+            <w:shd w:color="auto" w:fill="fcefdc" w:val="clear"/>
+            <w:tcMar>
+              <w:top w:w="92" w:type="dxa"/>
+              <w:bottom w:w="92" w:type="dxa"/>
+            </w:tcMar>
+          </w:tcPr>
+          <w:p>
+            <w:pPr>
+              <w:pStyle w:val="Corpodetexto"/>
+            </w:pPr>
+            <w:pPr>
+              <w:spacing w:before="0" w:after="0"/>
+              <w:textAlignment w:val="center"/>
+            </w:pPr>
+            <w:r>
+              <w:drawing>
+                <wp:inline>
+                  <wp:extent cx="152400" cy="152400"/>
+                  <wp:effectExtent b="0" l="0" r="0" t="0"/>
+                  <wp:docPr descr="" title="" id="32" name="Picture"/>
+                  <a:graphic>
+                    <a:graphicData uri="http://schemas.openxmlformats.org/drawingml/2006/picture">
+                      <pic:pic>
+                        <pic:nvPicPr>
+                          <pic:cNvPr descr="C:\Users\Guido\AppData\Local\Programs\Quarto\share\formats\docx\warning.png" id="33" name="Picture"/>
+                          <pic:cNvPicPr>
+                            <a:picLocks noChangeArrowheads="1" noChangeAspect="1"/>
+                          </pic:cNvPicPr>
+                        </pic:nvPicPr>
+                        <pic:blipFill>
+                          <a:blip r:embed="rId31"/>
+                          <a:stretch>
+                            <a:fillRect/>
+                          </a:stretch>
+                        </pic:blipFill>
+                        <pic:spPr bwMode="auto">
+                          <a:xfrm>
+                            <a:off x="0" y="0"/>
+                            <a:ext cx="152400" cy="152400"/>
+                          </a:xfrm>
+                          <a:prstGeom prst="rect">
+                            <a:avLst/>
+                          </a:prstGeom>
+                          <a:noFill/>
+                          <a:ln w="9525">
+                            <a:noFill/>
+                            <a:headEnd/>
+                            <a:tailEnd/>
+                          </a:ln>
+                        </pic:spPr>
+                      </pic:pic>
+                    </a:graphicData>
+                  </a:graphic>
+                </wp:inline>
+              </w:drawing>
+            </w:r>
+            <w:r>
+              <w:t xml:space="preserve"> </w:t>
+            </w:r>
+            <w:r>
+              <w:t xml:space="preserve"> </w:t>
+            </w:r>
+            <w:r>
+              <w:t xml:space="preserve">Warning</w:t>
+            </w:r>
+          </w:p>
+        </w:tc>
+      </w:tr>
+      <w:tr>
+        <w:trPr>
+          <w:cantSplit/>
+        </w:trPr>
+        <w:tc>
+          <w:tcPr>
+            <w:tcMar>
+              <w:top w:w="108" w:type="dxa"/>
+              <w:bottom w:w="108" w:type="dxa"/>
+            </w:tcMar>
+          </w:tcPr>
+          <w:p>
+            <w:pPr>
+              <w:pStyle w:val="Corpodetexto"/>
+            </w:pPr>
+            <w:pPr>
+              <w:spacing w:before="16" w:after="16"/>
+            </w:pPr>
+            <w:r>
+              <w:t xml:space="preserve">Não use o atemdimento via WhatsApp, LIGUE!!!</w:t>
+            </w:r>
+          </w:p>
+          <w:p/>
+        </w:tc>
+      </w:tr>
+    </w:tbl>
+    <w:p>
+      <w:pPr>
+        <w:pStyle w:val="Corpodetexto"/>
+      </w:pPr>
+      <w:r>
+        <w:t xml:space="preserve"> </w:t>
+      </w:r>
+    </w:p>
+    <w:tbl>
+      <w:tblPr>
+        <w:tblStyle w:val="Table"/>
+        <w:tblLook w:firstRow="0" w:lastRow="0" w:firstColumn="0" w:lastColumn="0" w:noHBand="0" w:noVBand="0" w:val="0000"/>
+        <w:tblBorders>
+          <w:top w:val="single" w:sz="4" w:space="0" w:color="00A047"/>
+          <w:left w:val="single" w:sz="24" w:space="0" w:color="00A047"/>
+          <w:bottom w:val="single" w:sz="4" w:space="0" w:color="00A047"/>
+          <w:right w:val="single" w:sz="4" w:space="0" w:color="00A047"/>
+        </w:tblBorders>
+        <w:tblCellMar>
+          <w:left w:w="144" w:type="dxa"/>
+          <w:right w:w="144" w:type="dxa"/>
+        </w:tblCellMar>
+        <w:tblLook w:firstRow="0" w:lastRow="0" w:firstColumn="0" w:lastColumn="0" w:noHBand="0" w:noVBand="0" w:val="0000"/>
+      </w:tblPr>
+      <w:tr>
+        <w:trPr>
+          <w:cantSplit/>
+        </w:trPr>
+        <w:tc>
+          <w:tcPr>
+            <w:shd w:color="auto" w:fill="ccf1e3" w:val="clear"/>
+            <w:tcMar>
+              <w:top w:w="92" w:type="dxa"/>
+              <w:bottom w:w="92" w:type="dxa"/>
+            </w:tcMar>
+          </w:tcPr>
+          <w:p>
+            <w:pPr>
+              <w:pStyle w:val="Corpodetexto"/>
+            </w:pPr>
+            <w:pPr>
+              <w:spacing w:before="0" w:after="0"/>
+              <w:textAlignment w:val="center"/>
+            </w:pPr>
+            <w:r>
+              <w:drawing>
+                <wp:inline>
+                  <wp:extent cx="152400" cy="152400"/>
+                  <wp:effectExtent b="0" l="0" r="0" t="0"/>
+                  <wp:docPr descr="" title="" id="35" name="Picture"/>
+                  <a:graphic>
+                    <a:graphicData uri="http://schemas.openxmlformats.org/drawingml/2006/picture">
+                      <pic:pic>
+                        <pic:nvPicPr>
+                          <pic:cNvPr descr="C:\Users\Guido\AppData\Local\Programs\Quarto\share\formats\docx\tip.png" id="36" name="Picture"/>
+                          <pic:cNvPicPr>
+                            <a:picLocks noChangeArrowheads="1" noChangeAspect="1"/>
+                          </pic:cNvPicPr>
+                        </pic:nvPicPr>
+                        <pic:blipFill>
+                          <a:blip r:embed="rId34"/>
+                          <a:stretch>
+                            <a:fillRect/>
+                          </a:stretch>
+                        </pic:blipFill>
+                        <pic:spPr bwMode="auto">
+                          <a:xfrm>
+                            <a:off x="0" y="0"/>
+                            <a:ext cx="152400" cy="152400"/>
+                          </a:xfrm>
+                          <a:prstGeom prst="rect">
+                            <a:avLst/>
+                          </a:prstGeom>
+                          <a:noFill/>
+                          <a:ln w="9525">
+                            <a:noFill/>
+                            <a:headEnd/>
+                            <a:tailEnd/>
+                          </a:ln>
+                        </pic:spPr>
+                      </pic:pic>
+                    </a:graphicData>
+                  </a:graphic>
+                </wp:inline>
+              </w:drawing>
+            </w:r>
+            <w:r>
+              <w:t xml:space="preserve"> </w:t>
+            </w:r>
+            <w:r>
+              <w:t xml:space="preserve"> </w:t>
+            </w:r>
+            <w:r>
+              <w:t xml:space="preserve">Tip</w:t>
+            </w:r>
+          </w:p>
+        </w:tc>
+      </w:tr>
+      <w:tr>
+        <w:trPr>
+          <w:cantSplit/>
+        </w:trPr>
+        <w:tc>
+          <w:tcPr>
+            <w:tcMar>
+              <w:top w:w="108" w:type="dxa"/>
+              <w:bottom w:w="108" w:type="dxa"/>
+            </w:tcMar>
+          </w:tcPr>
+          <w:p>
+            <w:pPr>
+              <w:pStyle w:val="Corpodetexto"/>
+            </w:pPr>
+            <w:pPr>
+              <w:spacing w:before="16" w:after="16"/>
+            </w:pPr>
+            <w:r>
+              <w:t xml:space="preserve">Se necessário, utilize o rádio pelo canal 16 VHF.</w:t>
+            </w:r>
+          </w:p>
+          <w:p/>
+        </w:tc>
+      </w:tr>
+    </w:tbl>
+    <w:bookmarkEnd w:id="37"/>
+    <w:bookmarkStart w:id="42" w:name="relatório-de-acidente"/>
+    <w:p>
+      <w:pPr>
+        <w:pStyle w:val="Ttulo2"/>
+      </w:pPr>
+      <w:r>
+        <w:t xml:space="preserve">Relatório de Acidente</w:t>
+      </w:r>
+    </w:p>
+    <w:p>
+      <w:pPr>
+        <w:pStyle w:val="FirstParagraph"/>
+      </w:pPr>
+      <w:r>
+        <w:t xml:space="preserve">Ao preparar o seu relatório de acidente busque responder as seguintes perguntas:</w:t>
+      </w:r>
+    </w:p>
+    <w:p>
+      <w:pPr>
+        <w:numPr>
+          <w:ilvl w:val="0"/>
+          <w:numId w:val="1009"/>
+        </w:numPr>
+      </w:pPr>
+      <w:r>
+        <w:t xml:space="preserve">Como você soube que havia algum problema?</w:t>
+      </w:r>
+    </w:p>
+    <w:p>
+      <w:pPr>
+        <w:numPr>
+          <w:ilvl w:val="0"/>
+          <w:numId w:val="1009"/>
+        </w:numPr>
+      </w:pPr>
+      <w:r>
+        <w:t xml:space="preserve">Onde estava a vítima (profundidade, localização, etc.)?</w:t>
+      </w:r>
+    </w:p>
+    <w:p>
+      <w:pPr>
+        <w:numPr>
+          <w:ilvl w:val="0"/>
+          <w:numId w:val="1009"/>
+        </w:numPr>
+      </w:pPr>
+      <w:r>
+        <w:t xml:space="preserve">O equipamento da vítima estava fora do lugar ou diferente do normal (regulador fora da boca, etc.)?</w:t>
+      </w:r>
+    </w:p>
+    <w:p>
+      <w:pPr>
+        <w:numPr>
+          <w:ilvl w:val="0"/>
+          <w:numId w:val="1009"/>
+        </w:numPr>
+      </w:pPr>
+      <w:r>
+        <w:t xml:space="preserve">Você respondeu a emergência rapidamente?</w:t>
+      </w:r>
+    </w:p>
+    <w:p>
+      <w:pPr>
+        <w:numPr>
+          <w:ilvl w:val="0"/>
+          <w:numId w:val="1009"/>
+        </w:numPr>
+      </w:pPr>
+      <w:r>
+        <w:t xml:space="preserve">O que você fez ao responder à situação de emergência?</w:t>
+      </w:r>
+    </w:p>
+    <w:p>
+      <w:pPr>
+        <w:numPr>
+          <w:ilvl w:val="0"/>
+          <w:numId w:val="1009"/>
+        </w:numPr>
+      </w:pPr>
+      <w:r>
+        <w:t xml:space="preserve">Você foi capaz de identificar a pessoa que ajudou?</w:t>
+      </w:r>
+    </w:p>
+    <w:p>
+      <w:pPr>
+        <w:numPr>
+          <w:ilvl w:val="0"/>
+          <w:numId w:val="1009"/>
+        </w:numPr>
+      </w:pPr>
+      <w:r>
+        <w:t xml:space="preserve">O que você, pessoalmente, viu acontecer?</w:t>
+      </w:r>
+    </w:p>
+    <w:p>
+      <w:pPr>
+        <w:numPr>
+          <w:ilvl w:val="0"/>
+          <w:numId w:val="1009"/>
+        </w:numPr>
+      </w:pPr>
+      <w:r>
+        <w:t xml:space="preserve">Quais os primeiros socorros que foram administrados?</w:t>
+      </w:r>
+    </w:p>
+    <w:p>
+      <w:pPr>
+        <w:numPr>
+          <w:ilvl w:val="0"/>
+          <w:numId w:val="1009"/>
+        </w:numPr>
+      </w:pPr>
+      <w:r>
+        <w:t xml:space="preserve">Foi necessário utilizar oxigênio de emergência? A vítima estava consciente ou inconsciente? Ela estava ou não ventilando?</w:t>
+      </w:r>
+    </w:p>
+    <w:p>
+      <w:pPr>
+        <w:numPr>
+          <w:ilvl w:val="0"/>
+          <w:numId w:val="1009"/>
+        </w:numPr>
+      </w:pPr>
+      <w:r>
+        <w:t xml:space="preserve">O SME foi chamado? Quando? Quando eles responderam? O que você viu o SME fazer?</w:t>
+      </w:r>
+    </w:p>
+    <w:p>
+      <w:pPr>
+        <w:numPr>
+          <w:ilvl w:val="0"/>
+          <w:numId w:val="1009"/>
+        </w:numPr>
+      </w:pPr>
+      <w:r>
+        <w:t xml:space="preserve">O equipamento da vítima foi recuperado? Se sim, e se você verificou pessoalmente, ele estava funcionando corretamente e qual é a quantidade de ar que havia no cilindro?</w:t>
+      </w:r>
+    </w:p>
+    <w:tbl>
+      <w:tblPr>
+        <w:tblStyle w:val="Table"/>
+        <w:tblLook w:firstRow="0" w:lastRow="0" w:firstColumn="0" w:lastColumn="0" w:noHBand="0" w:noVBand="0" w:val="0000"/>
+        <w:tblBorders>
+          <w:top w:val="single" w:sz="4" w:space="0" w:color="00A047"/>
+          <w:left w:val="single" w:sz="24" w:space="0" w:color="00A047"/>
+          <w:bottom w:val="single" w:sz="4" w:space="0" w:color="00A047"/>
+          <w:right w:val="single" w:sz="4" w:space="0" w:color="00A047"/>
+        </w:tblBorders>
+        <w:tblCellMar>
+          <w:left w:w="144" w:type="dxa"/>
+          <w:right w:w="144" w:type="dxa"/>
+        </w:tblCellMar>
+        <w:tblLook w:firstRow="0" w:lastRow="0" w:firstColumn="0" w:lastColumn="0" w:noHBand="0" w:noVBand="0" w:val="0000"/>
+      </w:tblPr>
+      <w:tr>
+        <w:trPr>
+          <w:cantSplit/>
+        </w:trPr>
+        <w:tc>
+          <w:tcPr>
+            <w:shd w:color="auto" w:fill="ccf1e3" w:val="clear"/>
+            <w:tcMar>
+              <w:top w:w="92" w:type="dxa"/>
+              <w:bottom w:w="92" w:type="dxa"/>
+            </w:tcMar>
+          </w:tcPr>
+          <w:p>
+            <w:pPr>
+              <w:pStyle w:val="FirstParagraph"/>
+            </w:pPr>
+            <w:pPr>
+              <w:spacing w:before="0" w:after="0"/>
+              <w:textAlignment w:val="center"/>
+            </w:pPr>
+            <w:r>
+              <w:drawing>
+                <wp:inline>
+                  <wp:extent cx="152400" cy="152400"/>
+                  <wp:effectExtent b="0" l="0" r="0" t="0"/>
+                  <wp:docPr descr="" title="" id="38" name="Picture"/>
+                  <a:graphic>
+                    <a:graphicData uri="http://schemas.openxmlformats.org/drawingml/2006/picture">
+                      <pic:pic>
+                        <pic:nvPicPr>
+                          <pic:cNvPr descr="C:\Users\Guido\AppData\Local\Programs\Quarto\share\formats\docx\tip.png" id="39" name="Picture"/>
+                          <pic:cNvPicPr>
+                            <a:picLocks noChangeArrowheads="1" noChangeAspect="1"/>
+                          </pic:cNvPicPr>
+                        </pic:nvPicPr>
+                        <pic:blipFill>
+                          <a:blip r:embed="rId34"/>
+                          <a:stretch>
+                            <a:fillRect/>
+                          </a:stretch>
+                        </pic:blipFill>
+                        <pic:spPr bwMode="auto">
+                          <a:xfrm>
+                            <a:off x="0" y="0"/>
+                            <a:ext cx="152400" cy="152400"/>
+                          </a:xfrm>
+                          <a:prstGeom prst="rect">
+                            <a:avLst/>
+                          </a:prstGeom>
+                          <a:noFill/>
+                          <a:ln w="9525">
+                            <a:noFill/>
+                            <a:headEnd/>
+                            <a:tailEnd/>
+                          </a:ln>
+                        </pic:spPr>
+                      </pic:pic>
+                    </a:graphicData>
+                  </a:graphic>
+                </wp:inline>
+              </w:drawing>
+            </w:r>
+            <w:r>
+              <w:t xml:space="preserve"> </w:t>
+            </w:r>
+            <w:r>
+              <w:t xml:space="preserve"> </w:t>
+            </w:r>
+            <w:r>
+              <w:t xml:space="preserve">Tip</w:t>
+            </w:r>
+          </w:p>
+        </w:tc>
+      </w:tr>
+      <w:tr>
+        <w:trPr>
+          <w:cantSplit/>
+        </w:trPr>
+        <w:tc>
+          <w:tcPr>
+            <w:tcMar>
+              <w:top w:w="108" w:type="dxa"/>
+              <w:bottom w:w="108" w:type="dxa"/>
+            </w:tcMar>
+          </w:tcPr>
+          <w:p>
+            <w:pPr>
+              <w:pStyle w:val="Corpodetexto"/>
+            </w:pPr>
+            <w:pPr>
+              <w:spacing w:before="16" w:after="16"/>
+            </w:pPr>
+            <w:r>
+              <w:t xml:space="preserve">Preencha o relatório de acidentes o mais breve possível, enquanto os eventos ainda estão frescos em sua memória.</w:t>
+            </w:r>
+          </w:p>
+          <w:p/>
+        </w:tc>
+      </w:tr>
+    </w:tbl>
+    <w:p>
+      <w:pPr>
+        <w:pStyle w:val="Corpodetexto"/>
+      </w:pPr>
+      <w:r>
+        <w:t xml:space="preserve"> </w:t>
+      </w:r>
+    </w:p>
+    <w:tbl>
+      <w:tblPr>
+        <w:tblStyle w:val="Table"/>
+        <w:tblLook w:firstRow="0" w:lastRow="0" w:firstColumn="0" w:lastColumn="0" w:noHBand="0" w:noVBand="0" w:val="0000"/>
+        <w:tblBorders>
+          <w:top w:val="single" w:sz="4" w:space="0" w:color="CC1914"/>
+          <w:left w:val="single" w:sz="24" w:space="0" w:color="CC1914"/>
+          <w:bottom w:val="single" w:sz="4" w:space="0" w:color="CC1914"/>
+          <w:right w:val="single" w:sz="4" w:space="0" w:color="CC1914"/>
+        </w:tblBorders>
+        <w:tblCellMar>
+          <w:left w:w="144" w:type="dxa"/>
+          <w:right w:w="144" w:type="dxa"/>
+        </w:tblCellMar>
+        <w:tblLook w:firstRow="0" w:lastRow="0" w:firstColumn="0" w:lastColumn="0" w:noHBand="0" w:noVBand="0" w:val="0000"/>
+      </w:tblPr>
+      <w:tr>
+        <w:trPr>
+          <w:cantSplit/>
+        </w:trPr>
+        <w:tc>
+          <w:tcPr>
+            <w:shd w:color="auto" w:fill="f7dddc" w:val="clear"/>
+            <w:tcMar>
+              <w:top w:w="92" w:type="dxa"/>
+              <w:bottom w:w="92" w:type="dxa"/>
+            </w:tcMar>
+          </w:tcPr>
+          <w:p>
+            <w:pPr>
+              <w:pStyle w:val="Corpodetexto"/>
+            </w:pPr>
+            <w:pPr>
+              <w:spacing w:before="0" w:after="0"/>
+              <w:textAlignment w:val="center"/>
+            </w:pPr>
+            <w:r>
+              <w:drawing>
+                <wp:inline>
+                  <wp:extent cx="152400" cy="152400"/>
+                  <wp:effectExtent b="0" l="0" r="0" t="0"/>
+                  <wp:docPr descr="" title="" id="40" name="Picture"/>
+                  <a:graphic>
+                    <a:graphicData uri="http://schemas.openxmlformats.org/drawingml/2006/picture">
+                      <pic:pic>
+                        <pic:nvPicPr>
+                          <pic:cNvPr descr="C:\Users\Guido\AppData\Local\Programs\Quarto\share\formats\docx\important.png" id="41" name="Picture"/>
+                          <pic:cNvPicPr>
+                            <a:picLocks noChangeArrowheads="1" noChangeAspect="1"/>
+                          </pic:cNvPicPr>
+                        </pic:nvPicPr>
+                        <pic:blipFill>
+                          <a:blip r:embed="rId28"/>
+                          <a:stretch>
+                            <a:fillRect/>
+                          </a:stretch>
+                        </pic:blipFill>
+                        <pic:spPr bwMode="auto">
+                          <a:xfrm>
+                            <a:off x="0" y="0"/>
+                            <a:ext cx="152400" cy="152400"/>
+                          </a:xfrm>
+                          <a:prstGeom prst="rect">
+                            <a:avLst/>
+                          </a:prstGeom>
+                          <a:noFill/>
+                          <a:ln w="9525">
+                            <a:noFill/>
+                            <a:headEnd/>
+                            <a:tailEnd/>
+                          </a:ln>
+                        </pic:spPr>
+                      </pic:pic>
+                    </a:graphicData>
+                  </a:graphic>
+                </wp:inline>
+              </w:drawing>
+            </w:r>
+            <w:r>
+              <w:t xml:space="preserve"> </w:t>
+            </w:r>
+            <w:r>
+              <w:t xml:space="preserve"> </w:t>
+            </w:r>
+            <w:r>
+              <w:t xml:space="preserve">Important</w:t>
+            </w:r>
+          </w:p>
+        </w:tc>
+      </w:tr>
+      <w:tr>
+        <w:trPr>
+          <w:cantSplit/>
+        </w:trPr>
+        <w:tc>
+          <w:tcPr>
+            <w:tcMar>
+              <w:top w:w="108" w:type="dxa"/>
+              <w:bottom w:w="108" w:type="dxa"/>
+            </w:tcMar>
+          </w:tcPr>
+          <w:p>
+            <w:pPr>
+              <w:pStyle w:val="Corpodetexto"/>
+            </w:pPr>
+            <w:pPr>
+              <w:spacing w:before="16" w:after="16"/>
+            </w:pPr>
+            <w:r>
+              <w:t xml:space="preserve">Lembre-se de anotar as horas e informações dos acontecimentos em sua caderneta de mergulho.</w:t>
+            </w:r>
+          </w:p>
+          <w:p/>
+        </w:tc>
+      </w:tr>
+    </w:tbl>
+    <w:p>
+      <w:pPr>
+        <w:pStyle w:val="Corpodetexto"/>
+      </w:pPr>
+      <w:r>
+        <w:t xml:space="preserve">Rol de Mergulhadores</w:t>
+      </w:r>
+    </w:p>
+    <w:bookmarkEnd w:id="42"/>
+    <w:bookmarkEnd w:id="43"/>
+    <w:bookmarkStart w:id="45" w:name="anexos"/>
+    <w:p>
+      <w:pPr>
+        <w:pStyle w:val="Ttulo1"/>
+      </w:pPr>
+      <w:r>
+        <w:t xml:space="preserve">ANEXOS</w:t>
+      </w:r>
+    </w:p>
+    <w:bookmarkStart w:id="44" w:name="check-list"/>
+    <w:p>
+      <w:pPr>
+        <w:pStyle w:val="Ttulo2"/>
+      </w:pPr>
+      <w:r>
+        <w:t xml:space="preserve">Check list</w:t>
+      </w:r>
+    </w:p>
+    <w:bookmarkEnd w:id="44"/>
+    <w:bookmarkEnd w:id="45"/>
     <w:sectPr>
       <w:footerReference r:id="rId9" w:type="default"/>
       <w:footnotePr>
@@ -794,6 +2274,109 @@
       <w:pPr>
         <w:ind w:left="6480" w:hanging="360"/>
       </w:pPr>
+    </w:lvl>
+  </w:abstractNum>
+  <w:abstractNum w:abstractNumId="991">
+    <w:nsid w:val="0000A991"/>
+    <w:multiLevelType w:val="multilevel"/>
+    <w:lvl w:ilvl="0">
+      <w:numFmt w:val="bullet"/>
+      <w:lvlText w:val=""/>
+      <w:lvlJc w:val="left"/>
+      <w:pPr>
+        <w:ind w:left="720" w:hanging="360"/>
+      </w:pPr>
+      <w:rPr>
+        <w:rFonts w:ascii="Symbol" w:hAnsi="Symbol" w:cs="Symbol" w:hint="default"/>
+      </w:rPr>
+    </w:lvl>
+    <w:lvl w:ilvl="1">
+      <w:numFmt w:val="bullet"/>
+      <w:lvlText w:val="o"/>
+      <w:lvlJc w:val="left"/>
+      <w:pPr>
+        <w:ind w:left="1440" w:hanging="360"/>
+      </w:pPr>
+      <w:rPr>
+        <w:rFonts w:ascii="Courier New" w:hAnsi="Courier New" w:cs="Courier New" w:hint="default"/>
+      </w:rPr>
+    </w:lvl>
+    <w:lvl w:ilvl="2">
+      <w:numFmt w:val="bullet"/>
+      <w:lvlText w:val=""/>
+      <w:lvlJc w:val="left"/>
+      <w:pPr>
+        <w:ind w:left="2160" w:hanging="360"/>
+      </w:pPr>
+      <w:rPr>
+        <w:rFonts w:ascii="Wingdings" w:hAnsi="Wingdings" w:cs="Wingdings" w:hint="default"/>
+      </w:rPr>
+    </w:lvl>
+    <w:lvl w:ilvl="3">
+      <w:numFmt w:val="bullet"/>
+      <w:lvlText w:val=""/>
+      <w:lvlJc w:val="left"/>
+      <w:pPr>
+        <w:ind w:left="2880" w:hanging="360"/>
+      </w:pPr>
+      <w:rPr>
+        <w:rFonts w:ascii="Symbol" w:hAnsi="Symbol" w:cs="Symbol" w:hint="default"/>
+      </w:rPr>
+    </w:lvl>
+    <w:lvl w:ilvl="4">
+      <w:numFmt w:val="bullet"/>
+      <w:lvlText w:val="o"/>
+      <w:lvlJc w:val="left"/>
+      <w:pPr>
+        <w:ind w:left="3600" w:hanging="360"/>
+      </w:pPr>
+      <w:rPr>
+        <w:rFonts w:ascii="Courier New" w:hAnsi="Courier New" w:cs="Courier New" w:hint="default"/>
+      </w:rPr>
+    </w:lvl>
+    <w:lvl w:ilvl="5">
+      <w:numFmt w:val="bullet"/>
+      <w:lvlText w:val=""/>
+      <w:lvlJc w:val="left"/>
+      <w:pPr>
+        <w:ind w:left="4320" w:hanging="360"/>
+      </w:pPr>
+      <w:rPr>
+        <w:rFonts w:ascii="Wingdings" w:hAnsi="Wingdings" w:cs="Wingdings" w:hint="default"/>
+      </w:rPr>
+    </w:lvl>
+    <w:lvl w:ilvl="6">
+      <w:numFmt w:val="bullet"/>
+      <w:lvlText w:val=""/>
+      <w:lvlJc w:val="left"/>
+      <w:pPr>
+        <w:ind w:left="5040" w:hanging="360"/>
+      </w:pPr>
+      <w:rPr>
+        <w:rFonts w:ascii="Symbol" w:hAnsi="Symbol" w:cs="Symbol" w:hint="default"/>
+      </w:rPr>
+    </w:lvl>
+    <w:lvl w:ilvl="7">
+      <w:numFmt w:val="bullet"/>
+      <w:lvlText w:val="o"/>
+      <w:lvlJc w:val="left"/>
+      <w:pPr>
+        <w:ind w:left="5760" w:hanging="360"/>
+      </w:pPr>
+      <w:rPr>
+        <w:rFonts w:ascii="Courier New" w:hAnsi="Courier New" w:cs="Courier New" w:hint="default"/>
+      </w:rPr>
+    </w:lvl>
+    <w:lvl w:ilvl="8">
+      <w:numFmt w:val="bullet"/>
+      <w:lvlText w:val=""/>
+      <w:lvlJc w:val="left"/>
+      <w:pPr>
+        <w:ind w:left="6480" w:hanging="360"/>
+      </w:pPr>
+      <w:rPr>
+        <w:rFonts w:ascii="Wingdings" w:hAnsi="Wingdings" w:cs="Wingdings" w:hint="default"/>
+      </w:rPr>
     </w:lvl>
   </w:abstractNum>
   <w:num w16cid:durableId="1202135635" w:numId="1">
@@ -861,6 +2444,27 @@
     <w:lvlOverride w:ilvl="8">
       <w:startOverride w:val="1"/>
     </w:lvlOverride>
+  </w:num>
+  <w:num w:numId="1003">
+    <w:abstractNumId w:val="991"/>
+  </w:num>
+  <w:num w:numId="1004">
+    <w:abstractNumId w:val="991"/>
+  </w:num>
+  <w:num w:numId="1005">
+    <w:abstractNumId w:val="991"/>
+  </w:num>
+  <w:num w:numId="1006">
+    <w:abstractNumId w:val="991"/>
+  </w:num>
+  <w:num w:numId="1007">
+    <w:abstractNumId w:val="991"/>
+  </w:num>
+  <w:num w:numId="1008">
+    <w:abstractNumId w:val="991"/>
+  </w:num>
+  <w:num w:numId="1009">
+    <w:abstractNumId w:val="991"/>
   </w:num>
 </w:numbering>
 </file>
